--- a/Gabriel/GenAI/GABRIEL POPA.docx
+++ b/Gabriel/GenAI/GABRIEL POPA.docx
@@ -74,8 +74,6 @@
         </w:rPr>
         <w:t xml:space="preserve"> / AI Software Engineer</w:t>
       </w:r>
-      <w:bookmarkStart w:id="0" w:name="_GoBack"/>
-      <w:bookmarkEnd w:id="0"/>
     </w:p>
     <w:p>
       <w:pPr>
@@ -114,61 +112,10 @@
           <w:sz w:val="20"/>
           <w:szCs w:val="28"/>
         </w:rPr>
-        <w:t>, Romania</w:t>
-      </w:r>
-      <w:r>
-        <w:rPr>
-          <w:rStyle w:val="NormalWebChar"/>
-          <w:rFonts w:asciiTheme="majorBidi" w:hAnsiTheme="majorBidi" w:cstheme="majorBidi"/>
-          <w:bCs/>
-          <w:color w:val="000000" w:themeColor="text1"/>
-          <w:sz w:val="20"/>
-          <w:szCs w:val="28"/>
-        </w:rPr>
-        <w:t xml:space="preserve"> | </w:t>
-      </w:r>
-      <w:r>
-        <w:rPr>
-          <w:rStyle w:val="NormalWebChar"/>
-          <w:rFonts w:asciiTheme="majorBidi" w:hAnsiTheme="majorBidi" w:cstheme="majorBidi"/>
-          <w:bCs/>
-          <w:color w:val="000000" w:themeColor="text1"/>
-          <w:sz w:val="20"/>
-          <w:szCs w:val="28"/>
-        </w:rPr>
-        <w:t xml:space="preserve">+40 764309991 | </w:t>
-      </w:r>
-      <w:r>
-        <w:rPr>
-          <w:rFonts w:asciiTheme="majorBidi" w:eastAsia="Times New Roman" w:hAnsiTheme="majorBidi" w:cstheme="majorBidi"/>
-          <w:bCs/>
-          <w:color w:val="000000" w:themeColor="text1"/>
-          <w:szCs w:val="27"/>
-          <w:lang w:eastAsia="en-US"/>
-        </w:rPr>
-        <w:t>popagabriel0523@outlook.com</w:t>
-      </w:r>
-      <w:r>
-        <w:rPr>
-          <w:rFonts w:asciiTheme="majorBidi" w:eastAsia="Times New Roman" w:hAnsiTheme="majorBidi" w:cstheme="majorBidi"/>
-          <w:bCs/>
-          <w:color w:val="000000" w:themeColor="text1"/>
-          <w:szCs w:val="27"/>
-          <w:lang w:eastAsia="en-US"/>
-        </w:rPr>
-        <w:t xml:space="preserve"> | </w:t>
-      </w:r>
-      <w:r>
-        <w:rPr>
-          <w:rStyle w:val="NormalWebChar"/>
-          <w:rFonts w:asciiTheme="majorBidi" w:hAnsiTheme="majorBidi" w:cstheme="majorBidi"/>
-          <w:bCs/>
-          <w:color w:val="000000" w:themeColor="text1"/>
-          <w:sz w:val="20"/>
-          <w:szCs w:val="27"/>
-        </w:rPr>
-        <w:t>https://www.linkedin.com/in/gabriel-popa-89ba643a4/</w:t>
-      </w:r>
+        <w:t>, Romania | +40 764309991 | gabrielpdev@outlook.com | https://www.linkedin.com/in/gabriel-popa-12890b414/</w:t>
+      </w:r>
+      <w:bookmarkStart w:id="0" w:name="_GoBack"/>
+      <w:bookmarkEnd w:id="0"/>
     </w:p>
     <w:p>
       <w:pPr>
@@ -1186,7 +1133,6 @@
         </w:rPr>
         <w:t xml:space="preserve"> </w:t>
       </w:r>
-      <w:proofErr w:type="spellStart"/>
       <w:r>
         <w:rPr>
           <w:rFonts w:ascii="Times New Roman" w:eastAsia="Times New Roman" w:hAnsi="Times New Roman" w:cs="Times New Roman"/>
@@ -1197,7 +1143,6 @@
         </w:rPr>
         <w:t>PostgreSQL</w:t>
       </w:r>
-      <w:proofErr w:type="spellEnd"/>
       <w:r>
         <w:rPr>
           <w:rFonts w:ascii="Times New Roman" w:eastAsia="Times New Roman" w:hAnsi="Times New Roman" w:cs="Times New Roman"/>
@@ -1245,7 +1190,6 @@
         </w:rPr>
         <w:t xml:space="preserve">, </w:t>
       </w:r>
-      <w:proofErr w:type="spellStart"/>
       <w:r>
         <w:rPr>
           <w:rFonts w:ascii="Times New Roman" w:eastAsia="Times New Roman" w:hAnsi="Times New Roman" w:cs="Times New Roman"/>
@@ -1256,7 +1200,6 @@
         </w:rPr>
         <w:t>MongoDB</w:t>
       </w:r>
-      <w:proofErr w:type="spellEnd"/>
       <w:r>
         <w:rPr>
           <w:rFonts w:ascii="Times New Roman" w:eastAsia="Times New Roman" w:hAnsi="Times New Roman" w:cs="Times New Roman"/>
@@ -1304,31 +1247,7 @@
           <w:szCs w:val="24"/>
           <w:lang w:eastAsia="en-US"/>
         </w:rPr>
-        <w:t xml:space="preserve">Cloud &amp; </w:t>
-      </w:r>
-      <w:proofErr w:type="spellStart"/>
-      <w:r>
-        <w:rPr>
-          <w:rFonts w:ascii="Times New Roman" w:eastAsia="Times New Roman" w:hAnsi="Times New Roman" w:cs="Times New Roman"/>
-          <w:b/>
-          <w:bCs/>
-          <w:sz w:val="22"/>
-          <w:szCs w:val="24"/>
-          <w:lang w:eastAsia="en-US"/>
-        </w:rPr>
-        <w:t>DevOps</w:t>
-      </w:r>
-      <w:proofErr w:type="spellEnd"/>
-      <w:r>
-        <w:rPr>
-          <w:rFonts w:ascii="Times New Roman" w:eastAsia="Times New Roman" w:hAnsi="Times New Roman" w:cs="Times New Roman"/>
-          <w:b/>
-          <w:bCs/>
-          <w:sz w:val="22"/>
-          <w:szCs w:val="24"/>
-          <w:lang w:eastAsia="en-US"/>
-        </w:rPr>
-        <w:t>:</w:t>
+        <w:t>Cloud &amp; DevOps:</w:t>
       </w:r>
       <w:r>
         <w:rPr>
@@ -1377,7 +1296,6 @@
         </w:rPr>
         <w:t xml:space="preserve">, </w:t>
       </w:r>
-      <w:proofErr w:type="spellStart"/>
       <w:r>
         <w:rPr>
           <w:rFonts w:ascii="Times New Roman" w:eastAsia="Times New Roman" w:hAnsi="Times New Roman" w:cs="Times New Roman"/>
@@ -1388,7 +1306,6 @@
         </w:rPr>
         <w:t>Docker</w:t>
       </w:r>
-      <w:proofErr w:type="spellEnd"/>
       <w:r>
         <w:rPr>
           <w:rFonts w:ascii="Times New Roman" w:eastAsia="Times New Roman" w:hAnsi="Times New Roman" w:cs="Times New Roman"/>
@@ -1398,7 +1315,6 @@
         </w:rPr>
         <w:t xml:space="preserve">, </w:t>
       </w:r>
-      <w:proofErr w:type="spellStart"/>
       <w:r>
         <w:rPr>
           <w:rFonts w:ascii="Times New Roman" w:eastAsia="Times New Roman" w:hAnsi="Times New Roman" w:cs="Times New Roman"/>
@@ -1409,7 +1325,6 @@
         </w:rPr>
         <w:t>Kubernetes</w:t>
       </w:r>
-      <w:proofErr w:type="spellEnd"/>
       <w:r>
         <w:rPr>
           <w:rFonts w:ascii="Times New Roman" w:eastAsia="Times New Roman" w:hAnsi="Times New Roman" w:cs="Times New Roman"/>
@@ -1438,27 +1353,15 @@
         </w:rPr>
         <w:t xml:space="preserve">, </w:t>
       </w:r>
-      <w:proofErr w:type="spellStart"/>
-      <w:r>
-        <w:rPr>
-          <w:rFonts w:ascii="Times New Roman" w:eastAsia="Times New Roman" w:hAnsi="Times New Roman" w:cs="Times New Roman"/>
-          <w:bCs/>
-          <w:sz w:val="22"/>
-          <w:szCs w:val="24"/>
-          <w:lang w:eastAsia="en-US"/>
-        </w:rPr>
-        <w:t>GitHub</w:t>
-      </w:r>
-      <w:proofErr w:type="spellEnd"/>
-      <w:r>
-        <w:rPr>
-          <w:rFonts w:ascii="Times New Roman" w:eastAsia="Times New Roman" w:hAnsi="Times New Roman" w:cs="Times New Roman"/>
-          <w:bCs/>
-          <w:sz w:val="22"/>
-          <w:szCs w:val="24"/>
-          <w:lang w:eastAsia="en-US"/>
-        </w:rPr>
-        <w:t xml:space="preserve"> Actions</w:t>
+      <w:r>
+        <w:rPr>
+          <w:rFonts w:ascii="Times New Roman" w:eastAsia="Times New Roman" w:hAnsi="Times New Roman" w:cs="Times New Roman"/>
+          <w:bCs/>
+          <w:sz w:val="22"/>
+          <w:szCs w:val="24"/>
+          <w:lang w:eastAsia="en-US"/>
+        </w:rPr>
+        <w:t>GitHub Actions</w:t>
       </w:r>
       <w:r>
         <w:rPr>
@@ -9659,7 +9562,6 @@
       <w:jc w:val="both"/>
     </w:pPr>
     <w:tblPr>
-      <w:tblInd w:w="0" w:type="dxa"/>
       <w:tblBorders>
         <w:top w:val="single" w:sz="4" w:space="0" w:color="auto"/>
         <w:left w:val="single" w:sz="4" w:space="0" w:color="auto"/>
@@ -9668,12 +9570,6 @@
         <w:insideH w:val="single" w:sz="4" w:space="0" w:color="auto"/>
         <w:insideV w:val="single" w:sz="4" w:space="0" w:color="auto"/>
       </w:tblBorders>
-      <w:tblCellMar>
-        <w:top w:w="0" w:type="dxa"/>
-        <w:left w:w="108" w:type="dxa"/>
-        <w:bottom w:w="0" w:type="dxa"/>
-        <w:right w:w="108" w:type="dxa"/>
-      </w:tblCellMar>
     </w:tblPr>
   </w:style>
   <w:style w:type="character" w:customStyle="1" w:styleId="NormalWebChar">
@@ -9985,7 +9881,6 @@
       <w:jc w:val="both"/>
     </w:pPr>
     <w:tblPr>
-      <w:tblInd w:w="0" w:type="dxa"/>
       <w:tblBorders>
         <w:top w:val="single" w:sz="4" w:space="0" w:color="auto"/>
         <w:left w:val="single" w:sz="4" w:space="0" w:color="auto"/>
@@ -9994,12 +9889,6 @@
         <w:insideH w:val="single" w:sz="4" w:space="0" w:color="auto"/>
         <w:insideV w:val="single" w:sz="4" w:space="0" w:color="auto"/>
       </w:tblBorders>
-      <w:tblCellMar>
-        <w:top w:w="0" w:type="dxa"/>
-        <w:left w:w="108" w:type="dxa"/>
-        <w:bottom w:w="0" w:type="dxa"/>
-        <w:right w:w="108" w:type="dxa"/>
-      </w:tblCellMar>
     </w:tblPr>
   </w:style>
   <w:style w:type="character" w:customStyle="1" w:styleId="NormalWebChar">

--- a/Gabriel/GenAI/GABRIEL POPA.docx
+++ b/Gabriel/GenAI/GABRIEL POPA.docx
@@ -114,8 +114,6 @@
         </w:rPr>
         <w:t>, Romania | +40 764309991 | gabrielpdev@outlook.com | https://www.linkedin.com/in/gabriel-popa-12890b414/</w:t>
       </w:r>
-      <w:bookmarkStart w:id="0" w:name="_GoBack"/>
-      <w:bookmarkEnd w:id="0"/>
     </w:p>
     <w:p>
       <w:pPr>
@@ -1643,8 +1641,10 @@
           <w:sz w:val="22"/>
           <w:szCs w:val="28"/>
         </w:rPr>
-        <w:t xml:space="preserve">2024 – </w:t>
-      </w:r>
+        <w:t xml:space="preserve"> </w:t>
+      </w:r>
+      <w:bookmarkStart w:id="0" w:name="_GoBack"/>
+      <w:bookmarkEnd w:id="0"/>
       <w:r>
         <w:rPr>
           <w:rFonts w:asciiTheme="majorBidi" w:hAnsiTheme="majorBidi" w:cstheme="majorBidi"/>
@@ -1652,7 +1652,25 @@
           <w:sz w:val="22"/>
           <w:szCs w:val="28"/>
         </w:rPr>
-        <w:t>Dec 2025)</w:t>
+        <w:t xml:space="preserve">2024 – </w:t>
+      </w:r>
+      <w:r>
+        <w:rPr>
+          <w:rFonts w:asciiTheme="majorBidi" w:hAnsiTheme="majorBidi" w:cstheme="majorBidi"/>
+          <w:i/>
+          <w:sz w:val="22"/>
+          <w:szCs w:val="28"/>
+        </w:rPr>
+        <w:t>May 2026</w:t>
+      </w:r>
+      <w:r>
+        <w:rPr>
+          <w:rFonts w:asciiTheme="majorBidi" w:hAnsiTheme="majorBidi" w:cstheme="majorBidi"/>
+          <w:i/>
+          <w:sz w:val="22"/>
+          <w:szCs w:val="28"/>
+        </w:rPr>
+        <w:t>)</w:t>
       </w:r>
     </w:p>
     <w:p>
